--- a/storage/templates/bill_certificate_v1.docx
+++ b/storage/templates/bill_certificate_v1.docx
@@ -37,7 +37,7 @@
         <w:br/>
         <w:t>Original Approval Note/Comparative Statement attached herewith/sent with bill No. {{ invoice_no }}</w:t>
         <w:br/>
-        <w:t>dtd.: {{ invoice_date }}                                   for Rs. {{ bill_total }}                          of M/s. {{ supplier_name }}</w:t>
+        <w:t>dtd.: {{ invoice_date }}                                   for Rs. {{ bill_total_with_tax }}                          of M/s. {{ supplier_name }}</w:t>
         <w:br/>
         <w:t>Purchase Order No. and date : {{ purchase_order }}</w:t>
         <w:br/>
